--- a/backend/app/templates/plantilla_contrato.docx
+++ b/backend/app/templates/plantilla_contrato.docx
@@ -91,7 +91,7 @@
                 <w:b/>
                 <w:bCs/>
               </w:rPr>
-              <w:t>&lt;&lt;NO. DE CONTRATO&gt;&gt; DEL &lt;&lt;FECHA DEL CONTRATO&gt;&gt;</w:t>
+              <w:t>&lt;&lt;NO. DE CONTRATO&gt;&gt;</w:t>
             </w:r>
             <w:r>
               <w:rPr>
@@ -99,7 +99,6 @@
                 <w:b/>
                 <w:bCs/>
               </w:rPr>
-              <w:t xml:space="preserve"> DE 2026</w:t>
             </w:r>
           </w:p>
         </w:tc>

--- a/backend/app/templates/plantilla_contrato.docx
+++ b/backend/app/templates/plantilla_contrato.docx
@@ -693,7 +693,7 @@
               <w:rPr>
                 <w:rFonts w:ascii="Aptos Display" w:eastAsia="Play" w:hAnsi="Aptos Display" w:cs="Play"/>
               </w:rPr>
-              <w:t>: 2.4.5.02.09.03.01 SERVICIOS DE PREPARACIÓN DE DOCUMENTOS REMUNERACIÓN VIGENCIA ACTUAL</w:t>
+              <w:t>: &lt;&lt;RUBRO&gt;&gt;</w:t>
             </w:r>
           </w:p>
           <w:p>
